--- a/entregas/HitoFinal/2solemne/Abigail guion.docx
+++ b/entregas/HitoFinal/2solemne/Abigail guion.docx
@@ -4,7 +4,15 @@
   <w:body>
     <w:p>
       <w:r>
-        <w:t>Abigail, recta final / acordar del libro / contar lo de los wnes / premio y prueba</w:t>
+        <w:t xml:space="preserve">Abigail, recta final / acordar del libro / contar lo de los </w:t>
+      </w:r>
+      <w:proofErr w:type="spellStart"/>
+      <w:r>
+        <w:t>wnes</w:t>
+      </w:r>
+      <w:proofErr w:type="spellEnd"/>
+      <w:r>
+        <w:t xml:space="preserve"> / premio y prueba</w:t>
       </w:r>
     </w:p>
     <w:p/>
@@ -16,7 +24,15 @@
         <w:t>p</w:t>
       </w:r>
       <w:r>
-        <w:t xml:space="preserve">regunta el valor de un auto yo lo se, pero si </w:t>
+        <w:t xml:space="preserve">regunta el valor de un auto yo lo </w:t>
+      </w:r>
+      <w:proofErr w:type="spellStart"/>
+      <w:r>
+        <w:t>se</w:t>
+      </w:r>
+      <w:proofErr w:type="spellEnd"/>
+      <w:r>
+        <w:t xml:space="preserve">, pero si </w:t>
       </w:r>
       <w:r>
         <w:t xml:space="preserve">alguien </w:t>
@@ -38,22 +54,40 @@
       <w:r>
         <w:t xml:space="preserve"> </w:t>
       </w:r>
+      <w:proofErr w:type="gramStart"/>
       <w:r>
         <w:t xml:space="preserve">Y </w:t>
       </w:r>
       <w:r>
-        <w:t>Que pasa</w:t>
+        <w:t xml:space="preserve">Que </w:t>
+      </w:r>
+      <w:proofErr w:type="spellStart"/>
+      <w:r>
+        <w:t>pasa</w:t>
       </w:r>
       <w:r>
         <w:t>ria</w:t>
       </w:r>
+      <w:proofErr w:type="spellEnd"/>
       <w:r>
         <w:t xml:space="preserve"> si se lo preguntamos a un robot?</w:t>
       </w:r>
-    </w:p>
-    <w:p>
-      <w:r>
-        <w:t>"Choque de Realidad es un sistema que intenta responder una pregunta simple, pero sorprendentemente difícil: ¿cuánto vale realmente un vehículo usado?"</w:t>
+      <w:proofErr w:type="gramEnd"/>
+    </w:p>
+    <w:p>
+      <w:r>
+        <w:t xml:space="preserve">"Choque de Realidad es un sistema que intenta responder una pregunta simple, pero </w:t>
+      </w:r>
+      <w:r>
+        <w:t xml:space="preserve">que esconde una complejidad </w:t>
+      </w:r>
+      <w:proofErr w:type="spellStart"/>
+      <w:r>
+        <w:t>abusmal</w:t>
+      </w:r>
+      <w:proofErr w:type="spellEnd"/>
+      <w:r>
+        <w:t>: ¿cuánto vale realmente un vehículo usado?"</w:t>
       </w:r>
     </w:p>
     <w:p>
@@ -213,7 +247,15 @@
     <w:p>
       <w:r>
         <w:lastRenderedPageBreak/>
-        <w:t>Para alcanzar este objetivo, primero fue necesario analizar y preparar un dataset de gran tamaño con más de 426 mil publicaciones reales.</w:t>
+        <w:t xml:space="preserve">Para alcanzar este objetivo, primero fue necesario analizar y preparar un </w:t>
+      </w:r>
+      <w:proofErr w:type="spellStart"/>
+      <w:r>
+        <w:t>dataset</w:t>
+      </w:r>
+      <w:proofErr w:type="spellEnd"/>
+      <w:r>
+        <w:t xml:space="preserve"> de gran tamaño con más de 426 mil publicaciones reales.</w:t>
       </w:r>
     </w:p>
     <w:p>
@@ -223,7 +265,23 @@
     </w:p>
     <w:p>
       <w:r>
-        <w:t>Una vez seleccionado el modelo ganador, este fue integrado en una aplicación web compuesta por un backend de inferencia y un frontend interactivo, permitiendo realizar estimaciones de precio de forma automática y en tiempo real.</w:t>
+        <w:t xml:space="preserve">Una vez seleccionado el modelo ganador, este fue integrado en una aplicación web compuesta por un </w:t>
+      </w:r>
+      <w:proofErr w:type="spellStart"/>
+      <w:r>
+        <w:t>backend</w:t>
+      </w:r>
+      <w:proofErr w:type="spellEnd"/>
+      <w:r>
+        <w:t xml:space="preserve"> de inferencia y un </w:t>
+      </w:r>
+      <w:proofErr w:type="spellStart"/>
+      <w:r>
+        <w:t>frontend</w:t>
+      </w:r>
+      <w:proofErr w:type="spellEnd"/>
+      <w:r>
+        <w:t xml:space="preserve"> interactivo, permitiendo realizar estimaciones de precio de forma automática y en tiempo real.</w:t>
       </w:r>
     </w:p>
     <w:p>
@@ -240,6 +298,7 @@
           <w:szCs w:val="32"/>
         </w:rPr>
       </w:pPr>
+      <w:proofErr w:type="spellStart"/>
       <w:r>
         <w:rPr>
           <w:b/>
@@ -249,6 +308,7 @@
         </w:rPr>
         <w:t>Metodologia</w:t>
       </w:r>
+      <w:proofErr w:type="spellEnd"/>
     </w:p>
     <w:p>
       <w:r>
@@ -267,7 +327,23 @@
     </w:p>
     <w:p>
       <w:r>
-        <w:t>Luego se analizó el dataset, compuesto por más de 426 mil publicaciones reales de vehículos usados obtenidas desde Craigslist.</w:t>
+        <w:t xml:space="preserve">Luego se analizó el </w:t>
+      </w:r>
+      <w:proofErr w:type="spellStart"/>
+      <w:r>
+        <w:t>dataset</w:t>
+      </w:r>
+      <w:proofErr w:type="spellEnd"/>
+      <w:r>
+        <w:t xml:space="preserve">, compuesto por más de 426 mil publicaciones reales de vehículos usados obtenidas desde </w:t>
+      </w:r>
+      <w:proofErr w:type="spellStart"/>
+      <w:r>
+        <w:t>Craigslist</w:t>
+      </w:r>
+      <w:proofErr w:type="spellEnd"/>
+      <w:r>
+        <w:t>.</w:t>
       </w:r>
     </w:p>
     <w:p>
@@ -287,7 +363,39 @@
     </w:p>
     <w:p>
       <w:r>
-        <w:t>Finalmente, el modelo seleccionado fue desplegado dentro de una aplicación web compuesta por un backend en FastAPI y un frontend desarrollado en React.</w:t>
+        <w:t xml:space="preserve">Finalmente, el modelo seleccionado fue desplegado dentro de una aplicación web compuesta por un </w:t>
+      </w:r>
+      <w:proofErr w:type="spellStart"/>
+      <w:r>
+        <w:t>backend</w:t>
+      </w:r>
+      <w:proofErr w:type="spellEnd"/>
+      <w:r>
+        <w:t xml:space="preserve"> en </w:t>
+      </w:r>
+      <w:proofErr w:type="spellStart"/>
+      <w:r>
+        <w:t>FastAPI</w:t>
+      </w:r>
+      <w:proofErr w:type="spellEnd"/>
+      <w:r>
+        <w:t xml:space="preserve"> y un </w:t>
+      </w:r>
+      <w:proofErr w:type="spellStart"/>
+      <w:r>
+        <w:t>frontend</w:t>
+      </w:r>
+      <w:proofErr w:type="spellEnd"/>
+      <w:r>
+        <w:t xml:space="preserve"> desarrollado en </w:t>
+      </w:r>
+      <w:proofErr w:type="spellStart"/>
+      <w:r>
+        <w:t>React</w:t>
+      </w:r>
+      <w:proofErr w:type="spellEnd"/>
+      <w:r>
+        <w:t>.</w:t>
       </w:r>
     </w:p>
     <w:p>
@@ -436,7 +544,15 @@
     </w:p>
     <w:p>
       <w:r>
-        <w:t>En tercer lugar encontramos el kilometraje.</w:t>
+        <w:t xml:space="preserve">En tercer </w:t>
+      </w:r>
+      <w:proofErr w:type="gramStart"/>
+      <w:r>
+        <w:t>lugar</w:t>
+      </w:r>
+      <w:proofErr w:type="gramEnd"/>
+      <w:r>
+        <w:t xml:space="preserve"> encontramos el kilometraje.</w:t>
       </w:r>
     </w:p>
     <w:p>
@@ -471,6 +587,7 @@
           <w:szCs w:val="32"/>
         </w:rPr>
       </w:pPr>
+      <w:proofErr w:type="spellStart"/>
       <w:r>
         <w:rPr>
           <w:b/>
@@ -480,6 +597,7 @@
         </w:rPr>
         <w:t>Solucion</w:t>
       </w:r>
+      <w:proofErr w:type="spellEnd"/>
     </w:p>
     <w:p>
       <w:r>
@@ -493,7 +611,23 @@
     </w:p>
     <w:p>
       <w:r>
-        <w:t>Estos datos son enviados a un backend desarrollado con FastAPI, donde se ejecuta el mismo pipeline de transformación utilizado durante el entrenamiento.</w:t>
+        <w:t xml:space="preserve">Estos datos son enviados a un </w:t>
+      </w:r>
+      <w:proofErr w:type="spellStart"/>
+      <w:r>
+        <w:t>backend</w:t>
+      </w:r>
+      <w:proofErr w:type="spellEnd"/>
+      <w:r>
+        <w:t xml:space="preserve"> desarrollado con </w:t>
+      </w:r>
+      <w:proofErr w:type="spellStart"/>
+      <w:r>
+        <w:t>FastAPI</w:t>
+      </w:r>
+      <w:proofErr w:type="spellEnd"/>
+      <w:r>
+        <w:t>, donde se ejecuta el mismo pipeline de transformación utilizado durante el entrenamiento.</w:t>
       </w:r>
     </w:p>
     <w:p>
@@ -503,7 +637,39 @@
     </w:p>
     <w:p>
       <w:r>
-        <w:t>La aplicación está compuesta por tres elementos principales: un frontend en React, una API REST desarrollada con FastAPI y el modelo de Machine Learning entrenado previamente.</w:t>
+        <w:t xml:space="preserve">La aplicación está compuesta por tres elementos principales: un </w:t>
+      </w:r>
+      <w:proofErr w:type="spellStart"/>
+      <w:r>
+        <w:t>frontend</w:t>
+      </w:r>
+      <w:proofErr w:type="spellEnd"/>
+      <w:r>
+        <w:t xml:space="preserve"> en </w:t>
+      </w:r>
+      <w:proofErr w:type="spellStart"/>
+      <w:r>
+        <w:t>React</w:t>
+      </w:r>
+      <w:proofErr w:type="spellEnd"/>
+      <w:r>
+        <w:t xml:space="preserve">, una API REST desarrollada con </w:t>
+      </w:r>
+      <w:proofErr w:type="spellStart"/>
+      <w:r>
+        <w:t>FastAPI</w:t>
+      </w:r>
+      <w:proofErr w:type="spellEnd"/>
+      <w:r>
+        <w:t xml:space="preserve"> y el modelo de Machine </w:t>
+      </w:r>
+      <w:proofErr w:type="spellStart"/>
+      <w:r>
+        <w:t>Learning</w:t>
+      </w:r>
+      <w:proofErr w:type="spellEnd"/>
+      <w:r>
+        <w:t xml:space="preserve"> entrenado previamente.</w:t>
       </w:r>
     </w:p>
     <w:p>
@@ -642,12 +808,21 @@
           <w:szCs w:val="22"/>
         </w:rPr>
       </w:pPr>
-      <w:r>
-        <w:rPr>
-          <w:sz w:val="22"/>
-          <w:szCs w:val="22"/>
-        </w:rPr>
-        <w:t>Asi que respondiendo a la pregunta del inicio… es posible estimar el valor de un vehículo usado hasta el punto de un 95% de precisión, muchas gracias.</w:t>
+      <w:proofErr w:type="spellStart"/>
+      <w:r>
+        <w:rPr>
+          <w:sz w:val="22"/>
+          <w:szCs w:val="22"/>
+        </w:rPr>
+        <w:t>Asi</w:t>
+      </w:r>
+      <w:proofErr w:type="spellEnd"/>
+      <w:r>
+        <w:rPr>
+          <w:sz w:val="22"/>
+          <w:szCs w:val="22"/>
+        </w:rPr>
+        <w:t xml:space="preserve"> que respondiendo a la pregunta del inicio… es posible estimar el valor de un vehículo usado hasta el punto de un 95% de precisión, muchas gracias.</w:t>
       </w:r>
     </w:p>
     <w:p>
